--- a/mục tiêu.docx
+++ b/mục tiêu.docx
@@ -501,16 +501,27 @@
           <w:lang w:eastAsia="vi-VN"/>
         </w:rPr>
       </w:pPr>
-      <w:r>
-        <w:rPr>
-          <w:rFonts w:ascii="Times New Roman" w:eastAsia="Times New Roman" w:hAnsi="Times New Roman" w:cs="Times New Roman"/>
-          <w:b/>
-          <w:bCs/>
-          <w:sz w:val="24"/>
-          <w:szCs w:val="24"/>
-          <w:lang w:eastAsia="vi-VN"/>
-        </w:rPr>
-        <w:t>Bước 2: Tiền xử lý &amp; Feature Engineering</w:t>
+    </w:p>
+    <w:p>
+      <w:pPr>
+        <w:spacing w:after="0" w:line="240" w:lineRule="auto"/>
+        <w:rPr>
+          <w:rFonts w:ascii="Times New Roman" w:eastAsia="Times New Roman" w:hAnsi="Times New Roman" w:cs="Times New Roman"/>
+          <w:sz w:val="24"/>
+          <w:szCs w:val="24"/>
+          <w:lang w:eastAsia="vi-VN"/>
+        </w:rPr>
+      </w:pPr>
+      <w:r>
+        <w:rPr>
+          <w:rFonts w:ascii="Times New Roman" w:eastAsia="Times New Roman" w:hAnsi="Times New Roman" w:cs="Times New Roman"/>
+          <w:b/>
+          <w:bCs/>
+          <w:sz w:val="24"/>
+          <w:szCs w:val="24"/>
+          <w:lang w:eastAsia="vi-VN"/>
+        </w:rPr>
+        <w:t>Bước 2: Tiền xử lý &amp; Trực quan hóa dữ liệu</w:t>
       </w:r>
       <w:r>
         <w:rPr>
@@ -524,161 +535,94 @@
     </w:p>
     <w:p>
       <w:pPr>
-        <w:numPr>
-          <w:ilvl w:val="0"/>
-          <w:numId w:val="4"/>
-        </w:numPr>
-        <w:spacing w:before="100" w:beforeAutospacing="1" w:after="100" w:afterAutospacing="1" w:line="240" w:lineRule="auto"/>
-        <w:rPr>
-          <w:rFonts w:ascii="Times New Roman" w:eastAsia="Times New Roman" w:hAnsi="Times New Roman" w:cs="Times New Roman"/>
-          <w:sz w:val="24"/>
-          <w:szCs w:val="24"/>
-          <w:lang w:eastAsia="vi-VN"/>
-        </w:rPr>
-      </w:pPr>
-      <w:r>
-        <w:rPr>
-          <w:rFonts w:ascii="Times New Roman" w:eastAsia="Times New Roman" w:hAnsi="Times New Roman" w:cs="Times New Roman"/>
-          <w:b/>
-          <w:bCs/>
-          <w:sz w:val="24"/>
-          <w:szCs w:val="24"/>
-          <w:lang w:eastAsia="vi-VN"/>
-        </w:rPr>
-        <w:t>Đồng bộ dữ liệu:</w:t>
-      </w:r>
-      <w:r>
-        <w:rPr>
-          <w:rFonts w:ascii="Times New Roman" w:eastAsia="Times New Roman" w:hAnsi="Times New Roman" w:cs="Times New Roman"/>
-          <w:sz w:val="24"/>
-          <w:szCs w:val="24"/>
-          <w:lang w:eastAsia="vi-VN"/>
-        </w:rPr>
-        <w:t xml:space="preserve"> Xử lý chênh lệch múi giờ và ngày nghỉ lễ giữa thị trường Việt Nam và Quốc tế (Fill missing values).</w:t>
-      </w:r>
-    </w:p>
-    <w:p>
-      <w:pPr>
-        <w:numPr>
-          <w:ilvl w:val="0"/>
-          <w:numId w:val="4"/>
-        </w:numPr>
-        <w:spacing w:before="100" w:beforeAutospacing="1" w:after="100" w:afterAutospacing="1" w:line="240" w:lineRule="auto"/>
-        <w:rPr>
-          <w:rFonts w:ascii="Times New Roman" w:eastAsia="Times New Roman" w:hAnsi="Times New Roman" w:cs="Times New Roman"/>
-          <w:sz w:val="24"/>
-          <w:szCs w:val="24"/>
-          <w:lang w:eastAsia="vi-VN"/>
-        </w:rPr>
-      </w:pPr>
-      <w:r>
-        <w:rPr>
-          <w:rFonts w:ascii="Times New Roman" w:eastAsia="Times New Roman" w:hAnsi="Times New Roman" w:cs="Times New Roman"/>
-          <w:b/>
-          <w:bCs/>
-          <w:sz w:val="24"/>
-          <w:szCs w:val="24"/>
-          <w:lang w:eastAsia="vi-VN"/>
-        </w:rPr>
-        <w:t>Tạo đặc trưng kỹ thuật:</w:t>
-      </w:r>
-      <w:r>
-        <w:rPr>
-          <w:rFonts w:ascii="Times New Roman" w:eastAsia="Times New Roman" w:hAnsi="Times New Roman" w:cs="Times New Roman"/>
-          <w:sz w:val="24"/>
-          <w:szCs w:val="24"/>
-          <w:lang w:eastAsia="vi-VN"/>
-        </w:rPr>
-        <w:t xml:space="preserve"> Tính toán RSI, MACD, SMA từ dữ liệu </w:t>
-      </w:r>
-      <w:r>
-        <w:rPr>
-          <w:rFonts w:ascii="Courier New" w:eastAsia="Times New Roman" w:hAnsi="Courier New" w:cs="Courier New"/>
-          <w:sz w:val="20"/>
-          <w:szCs w:val="20"/>
-          <w:lang w:eastAsia="vi-VN"/>
-        </w:rPr>
-        <w:t>vnstock</w:t>
-      </w:r>
-      <w:r>
-        <w:rPr>
-          <w:rFonts w:ascii="Times New Roman" w:eastAsia="Times New Roman" w:hAnsi="Times New Roman" w:cs="Times New Roman"/>
-          <w:sz w:val="24"/>
-          <w:szCs w:val="24"/>
-          <w:lang w:eastAsia="vi-VN"/>
-        </w:rPr>
-        <w:t>.</w:t>
-      </w:r>
-    </w:p>
-    <w:p>
-      <w:pPr>
-        <w:numPr>
-          <w:ilvl w:val="0"/>
-          <w:numId w:val="4"/>
-        </w:numPr>
-        <w:spacing w:before="100" w:beforeAutospacing="1" w:after="100" w:afterAutospacing="1" w:line="240" w:lineRule="auto"/>
-        <w:rPr>
-          <w:rFonts w:ascii="Times New Roman" w:eastAsia="Times New Roman" w:hAnsi="Times New Roman" w:cs="Times New Roman"/>
-          <w:sz w:val="24"/>
-          <w:szCs w:val="24"/>
-          <w:lang w:eastAsia="vi-VN"/>
-        </w:rPr>
-      </w:pPr>
-      <w:r>
-        <w:rPr>
-          <w:rFonts w:ascii="Times New Roman" w:eastAsia="Times New Roman" w:hAnsi="Times New Roman" w:cs="Times New Roman"/>
-          <w:b/>
-          <w:bCs/>
-          <w:sz w:val="24"/>
-          <w:szCs w:val="24"/>
-          <w:lang w:eastAsia="vi-VN"/>
-        </w:rPr>
-        <w:t>Chuẩn hóa (Normalization):</w:t>
-      </w:r>
-      <w:r>
-        <w:rPr>
-          <w:rFonts w:ascii="Times New Roman" w:eastAsia="Times New Roman" w:hAnsi="Times New Roman" w:cs="Times New Roman"/>
-          <w:sz w:val="24"/>
-          <w:szCs w:val="24"/>
-          <w:lang w:eastAsia="vi-VN"/>
-        </w:rPr>
-        <w:t xml:space="preserve"> Đưa tất cả dữ liệu (cả VN và Quốc tế) về khoảng [0, 1] dùng Min-Max Scaler.</w:t>
-      </w:r>
-    </w:p>
-    <w:p>
-      <w:pPr>
-        <w:numPr>
-          <w:ilvl w:val="0"/>
-          <w:numId w:val="4"/>
-        </w:numPr>
-        <w:spacing w:before="100" w:beforeAutospacing="1" w:after="100" w:afterAutospacing="1" w:line="240" w:lineRule="auto"/>
-        <w:rPr>
-          <w:rFonts w:ascii="Times New Roman" w:eastAsia="Times New Roman" w:hAnsi="Times New Roman" w:cs="Times New Roman"/>
-          <w:sz w:val="24"/>
-          <w:szCs w:val="24"/>
-          <w:lang w:eastAsia="vi-VN"/>
-        </w:rPr>
-      </w:pPr>
-      <w:r>
-        <w:rPr>
-          <w:rFonts w:ascii="Times New Roman" w:eastAsia="Times New Roman" w:hAnsi="Times New Roman" w:cs="Times New Roman"/>
-          <w:b/>
-          <w:bCs/>
-          <w:sz w:val="24"/>
-          <w:szCs w:val="24"/>
-          <w:lang w:eastAsia="vi-VN"/>
-        </w:rPr>
-        <w:t>Cửa sổ trượt (Sliding Window):</w:t>
-      </w:r>
-      <w:r>
-        <w:rPr>
-          <w:rFonts w:ascii="Times New Roman" w:eastAsia="Times New Roman" w:hAnsi="Times New Roman" w:cs="Times New Roman"/>
-          <w:sz w:val="24"/>
-          <w:szCs w:val="24"/>
-          <w:lang w:eastAsia="vi-VN"/>
-        </w:rPr>
-        <w:t xml:space="preserve"> Ghép nối dữ liệu Việt Nam và Quốc tế của 30-60 ngày quá khứ để dự đoán xu hướng Việt Nam ngày tiếp theo.</w:t>
-      </w:r>
+        <w:spacing w:after="0" w:line="240" w:lineRule="auto"/>
+        <w:rPr>
+          <w:rFonts w:ascii="Times New Roman" w:eastAsia="Times New Roman" w:hAnsi="Times New Roman" w:cs="Times New Roman"/>
+          <w:sz w:val="24"/>
+          <w:szCs w:val="24"/>
+          <w:lang w:eastAsia="vi-VN"/>
+        </w:rPr>
+      </w:pPr>
+      <w:r>
+        <w:rPr>
+          <w:rFonts w:ascii="Times New Roman" w:eastAsia="Times New Roman" w:hAnsi="Times New Roman" w:cs="Times New Roman"/>
+          <w:sz w:val="24"/>
+          <w:szCs w:val="24"/>
+          <w:lang w:eastAsia="vi-VN"/>
+        </w:rPr>
+        <w:t xml:space="preserve">* </w:t>
+      </w:r>
+      <w:r>
+        <w:rPr>
+          <w:rFonts w:ascii="Times New Roman" w:eastAsia="Times New Roman" w:hAnsi="Times New Roman" w:cs="Times New Roman"/>
+          <w:b/>
+          <w:bCs/>
+          <w:sz w:val="24"/>
+          <w:szCs w:val="24"/>
+          <w:lang w:eastAsia="vi-VN"/>
+        </w:rPr>
+        <w:t>Đồng bộ &amp; Chuẩn hóa</w:t>
+      </w:r>
+      <w:r>
+        <w:rPr>
+          <w:rFonts w:ascii="Times New Roman" w:eastAsia="Times New Roman" w:hAnsi="Times New Roman" w:cs="Times New Roman"/>
+          <w:sz w:val="24"/>
+          <w:szCs w:val="24"/>
+          <w:lang w:eastAsia="vi-VN"/>
+        </w:rPr>
+        <w:t xml:space="preserve">: Xử lý dữ liệu khuyết và đưa tất cả 6 đặc trưng (OHLCV và S&amp;P 500) về khoảng $[0, 1]$ bằng kỹ thuật Min-Max Scaling. </w:t>
+      </w:r>
+    </w:p>
+    <w:p>
+      <w:pPr>
+        <w:spacing w:after="0" w:line="240" w:lineRule="auto"/>
+        <w:rPr>
+          <w:rFonts w:ascii="Times New Roman" w:eastAsia="Times New Roman" w:hAnsi="Times New Roman" w:cs="Times New Roman"/>
+          <w:sz w:val="24"/>
+          <w:szCs w:val="24"/>
+          <w:lang w:eastAsia="vi-VN"/>
+        </w:rPr>
+      </w:pPr>
+      <w:r>
+        <w:rPr>
+          <w:rFonts w:ascii="Times New Roman" w:eastAsia="Times New Roman" w:hAnsi="Times New Roman" w:cs="Times New Roman"/>
+          <w:sz w:val="24"/>
+          <w:szCs w:val="24"/>
+          <w:lang w:eastAsia="vi-VN"/>
+        </w:rPr>
+        <w:t xml:space="preserve">* </w:t>
+      </w:r>
+      <w:r>
+        <w:rPr>
+          <w:rFonts w:ascii="Times New Roman" w:eastAsia="Times New Roman" w:hAnsi="Times New Roman" w:cs="Times New Roman"/>
+          <w:b/>
+          <w:bCs/>
+          <w:sz w:val="24"/>
+          <w:szCs w:val="24"/>
+          <w:lang w:eastAsia="vi-VN"/>
+        </w:rPr>
+        <w:t>Cửa sổ trượt (Sliding Window)</w:t>
+      </w:r>
+      <w:r>
+        <w:rPr>
+          <w:rFonts w:ascii="Times New Roman" w:eastAsia="Times New Roman" w:hAnsi="Times New Roman" w:cs="Times New Roman"/>
+          <w:sz w:val="24"/>
+          <w:szCs w:val="24"/>
+          <w:lang w:eastAsia="vi-VN"/>
+        </w:rPr>
+        <w:t>: Cấu trúc dữ liệu thành các khối ma trận $60 \times 6$, sử dụng chuỗi 60 phiên quá khứ để làm cơ sở dữ liệu đầu vào cho việc suy luận phiên tiếp theo.</w:t>
+      </w:r>
+    </w:p>
+    <w:p>
+      <w:pPr>
+        <w:spacing w:before="100" w:beforeAutospacing="1" w:after="100" w:afterAutospacing="1" w:line="240" w:lineRule="auto"/>
+        <w:rPr>
+          <w:rFonts w:ascii="Times New Roman" w:eastAsia="Times New Roman" w:hAnsi="Times New Roman" w:cs="Times New Roman"/>
+          <w:sz w:val="24"/>
+          <w:szCs w:val="24"/>
+          <w:lang w:eastAsia="vi-VN"/>
+        </w:rPr>
+      </w:pPr>
     </w:p>
     <w:p>
       <w:pPr>
@@ -778,6 +722,7 @@
           <w:szCs w:val="24"/>
           <w:lang w:eastAsia="vi-VN"/>
         </w:rPr>
+        <w:lastRenderedPageBreak/>
         <w:t>Bước 4: Kiểm thử &amp; Đánh giá</w:t>
       </w:r>
       <w:r>
@@ -811,7 +756,6 @@
           <w:szCs w:val="24"/>
           <w:lang w:eastAsia="vi-VN"/>
         </w:rPr>
-        <w:lastRenderedPageBreak/>
         <w:t>Chia tập dữ liệu (Train/Test) theo thời gian thực (không shuffle).</w:t>
       </w:r>
     </w:p>
@@ -5400,6 +5344,32 @@
       <w:lang w:eastAsia="vi-VN"/>
     </w:rPr>
   </w:style>
+  <w:style w:type="character" w:customStyle="1" w:styleId="citation-511">
+    <w:name w:val="citation-511"/>
+    <w:basedOn w:val="Phngmcinhcuaoanvn"/>
+    <w:rsid w:val="00F548C1"/>
+  </w:style>
+  <w:style w:type="character" w:customStyle="1" w:styleId="math-inline">
+    <w:name w:val="math-inline"/>
+    <w:basedOn w:val="Phngmcinhcuaoanvn"/>
+    <w:rsid w:val="00F548C1"/>
+  </w:style>
+  <w:style w:type="character" w:customStyle="1" w:styleId="citation-510">
+    <w:name w:val="citation-510"/>
+    <w:basedOn w:val="Phngmcinhcuaoanvn"/>
+    <w:rsid w:val="00F548C1"/>
+  </w:style>
+  <w:style w:type="paragraph" w:styleId="oancuaDanhsach">
+    <w:name w:val="List Paragraph"/>
+    <w:basedOn w:val="Binhthng"/>
+    <w:uiPriority w:val="34"/>
+    <w:qFormat/>
+    <w:rsid w:val="00F548C1"/>
+    <w:pPr>
+      <w:ind w:left="720"/>
+      <w:contextualSpacing/>
+    </w:pPr>
+  </w:style>
 </w:styles>
 </file>
 
